--- a/mon/toan/khbd/lop10/KHBD_TOAN10_Bai8_TongHieuHaiVecto_T28-29_HoaNhap.docx
+++ b/mon/toan/khbd/lop10/KHBD_TOAN10_Bai8_TongHieuHaiVecto_T28-29_HoaNhap.docx
@@ -1820,7 +1820,7 @@
                 <w:rFonts w:ascii="Times New Roman" w:hAnsi="Times New Roman" w:eastAsia="Times New Roman" w:cs="Times New Roman"/>
                 <w:sz w:val="24"/>
               </w:rPr>
-              <w:t>5</w:t>
+              <w:t>7</w:t>
             </w:r>
           </w:p>
         </w:tc>
@@ -1872,7 +1872,7 @@
                 <w:rFonts w:ascii="Times New Roman" w:hAnsi="Times New Roman" w:eastAsia="Times New Roman" w:cs="Times New Roman"/>
                 <w:sz w:val="24"/>
               </w:rPr>
-              <w:t>25</w:t>
+              <w:t>23</w:t>
             </w:r>
           </w:p>
         </w:tc>
@@ -2231,7 +2231,7 @@
           <w:b/>
           <w:sz w:val="24"/>
         </w:rPr>
-        <w:t>1. Hoạt động 1: Mở đầu (5 phút)</w:t>
+        <w:t>1. Hoạt động 1: Mở đầu (7 phút)</w:t>
       </w:r>
     </w:p>
     <w:p>
@@ -2281,14 +2281,14 @@
           <w:b/>
           <w:sz w:val="24"/>
         </w:rPr>
-        <w:t>SGK tr.51.</w:t>
-      </w:r>
-      <w:r>
-        <w:rPr>
-          <w:rFonts w:ascii="Times New Roman" w:hAnsi="Times New Roman" w:eastAsia="Times New Roman" w:cs="Times New Roman"/>
-          <w:sz w:val="24"/>
-        </w:rPr>
-        <w:t xml:space="preserve"> Một con tàu chuyển động từ bờ bên này sang bờ bên kia của một dòng sông với vận tốc riêng không đổi. Giả sử vận tốc dòng nước là không đổi và đáng kể, các yếu tố bên ngoài khác không ảnh hưởng đến vận tốc thực tế của tàu. Nếu không quan tâm đến điểm đến thì cần giữ lái cho tàu tạo với bờ sông một góc bao nhiêu để tàu sang bờ bên kia được nhanh nhất?</w:t>
+        <w:t>Video mở đầu</w:t>
+      </w:r>
+      <w:r>
+        <w:rPr>
+          <w:rFonts w:ascii="Times New Roman" w:hAnsi="Times New Roman" w:eastAsia="Times New Roman" w:cs="Times New Roman"/>
+          <w:sz w:val="24"/>
+        </w:rPr>
+        <w:t xml:space="preserve"> (1 phút 08 giây; ảnh thật, lồng tiếng và phụ đề tiếng Việt – phù hợp cả lớp có HS khiếm thính): https://trangtu66.github.io/Taode_thi_online/mon/toan/video/lop10/VIDEO_MoDau_TOAN10_Bai8_TongHieuHaiVecto.mp4. GV chiếu đầu tiết (bản Full HD trên máy: thư mục KHBD_TOAN10); HS quét mã QR để xem lại. Video chỉ nêu tình huống, câu hỏi – không nói đáp án.</w:t>
       </w:r>
     </w:p>
     <w:p>
@@ -2299,8 +2299,69 @@
       <w:r>
         <w:drawing>
           <wp:inline xmlns:a="http://schemas.openxmlformats.org/drawingml/2006/main" xmlns:pic="http://schemas.openxmlformats.org/drawingml/2006/picture">
+            <wp:extent cx="936000" cy="936000"/>
+            <wp:docPr id="2" name="Picture 2"/>
+            <wp:cNvGraphicFramePr>
+              <a:graphicFrameLocks noChangeAspect="1"/>
+            </wp:cNvGraphicFramePr>
+            <a:graphic>
+              <a:graphicData uri="http://schemas.openxmlformats.org/drawingml/2006/picture">
+                <pic:pic>
+                  <pic:nvPicPr>
+                    <pic:cNvPr id="0" name="QR_VideoMoDau_bai8.png"/>
+                    <pic:cNvPicPr/>
+                  </pic:nvPicPr>
+                  <pic:blipFill>
+                    <a:blip r:embed="rId12"/>
+                    <a:stretch>
+                      <a:fillRect/>
+                    </a:stretch>
+                  </pic:blipFill>
+                  <pic:spPr>
+                    <a:xfrm>
+                      <a:off x="0" y="0"/>
+                      <a:ext cx="936000" cy="936000"/>
+                    </a:xfrm>
+                    <a:prstGeom prst="rect"/>
+                  </pic:spPr>
+                </pic:pic>
+              </a:graphicData>
+            </a:graphic>
+          </wp:inline>
+        </w:drawing>
+      </w:r>
+    </w:p>
+    <w:p>
+      <w:pPr>
+        <w:spacing w:before="0" w:after="60" w:line="264" w:lineRule="auto"/>
+        <w:jc w:val="both"/>
+      </w:pPr>
+      <w:r>
+        <w:rPr>
+          <w:rFonts w:ascii="Times New Roman" w:hAnsi="Times New Roman" w:eastAsia="Times New Roman" w:cs="Times New Roman"/>
+          <w:b/>
+          <w:sz w:val="24"/>
+        </w:rPr>
+        <w:t>SGK tr.51.</w:t>
+      </w:r>
+      <w:r>
+        <w:rPr>
+          <w:rFonts w:ascii="Times New Roman" w:hAnsi="Times New Roman" w:eastAsia="Times New Roman" w:cs="Times New Roman"/>
+          <w:sz w:val="24"/>
+        </w:rPr>
+        <w:t xml:space="preserve"> Một con tàu chuyển động từ bờ bên này sang bờ bên kia của một dòng sông với vận tốc riêng không đổi. Giả sử vận tốc dòng nước là không đổi và đáng kể, các yếu tố bên ngoài khác không ảnh hưởng đến vận tốc thực tế của tàu. Nếu không quan tâm đến điểm đến thì cần giữ lái cho tàu tạo với bờ sông một góc bao nhiêu để tàu sang bờ bên kia được nhanh nhất?</w:t>
+      </w:r>
+    </w:p>
+    <w:p>
+      <w:pPr>
+        <w:spacing w:before="40" w:after="80" w:line="264" w:lineRule="auto"/>
+        <w:jc w:val="center"/>
+      </w:pPr>
+      <w:r>
+        <w:drawing>
+          <wp:inline xmlns:a="http://schemas.openxmlformats.org/drawingml/2006/main" xmlns:pic="http://schemas.openxmlformats.org/drawingml/2006/picture">
             <wp:extent cx="2340000" cy="1390250"/>
-            <wp:docPr id="2" name="Picture 2"/>
+            <wp:docPr id="3" name="Picture 3"/>
             <wp:cNvGraphicFramePr>
               <a:graphicFrameLocks noChangeAspect="1"/>
             </wp:cNvGraphicFramePr>
@@ -2312,7 +2373,7 @@
                     <pic:cNvPicPr/>
                   </pic:nvPicPr>
                   <pic:blipFill>
-                    <a:blip r:embed="rId12"/>
+                    <a:blip r:embed="rId13"/>
                     <a:stretch>
                       <a:fillRect/>
                     </a:stretch>
@@ -2407,7 +2468,7 @@
           <w:rFonts w:ascii="Times New Roman" w:hAnsi="Times New Roman" w:eastAsia="Times New Roman" w:cs="Times New Roman"/>
           <w:sz w:val="24"/>
         </w:rPr>
-        <w:t xml:space="preserve"> GV chiếu hình con tàu trên sông, nêu câu hỏi.</w:t>
+        <w:t xml:space="preserve"> GV chiếu video mở đầu (1 phút 08 giây). Sau video, GV chiếu hình con tàu trên sông, nêu câu hỏi.</w:t>
       </w:r>
     </w:p>
     <w:p>
@@ -2536,7 +2597,7 @@
           <w:b/>
           <w:sz w:val="24"/>
         </w:rPr>
-        <w:t>2. Hoạt động 2: Hình thành kiến thức mới (55 phút)</w:t>
+        <w:t>2. Hoạt động 2: Hình thành kiến thức mới (53 phút)</w:t>
       </w:r>
     </w:p>
     <w:p>
@@ -2551,7 +2612,7 @@
           <w:b/>
           <w:sz w:val="24"/>
         </w:rPr>
-        <w:t>2.1. Tổng của hai vectơ (25 phút)</w:t>
+        <w:t>2.1. Tổng của hai vectơ (23 phút)</w:t>
       </w:r>
     </w:p>
     <w:p>
@@ -2932,7 +2993,7 @@
         <w:drawing>
           <wp:inline xmlns:a="http://schemas.openxmlformats.org/drawingml/2006/main" xmlns:pic="http://schemas.openxmlformats.org/drawingml/2006/picture">
             <wp:extent cx="2340000" cy="1396200"/>
-            <wp:docPr id="3" name="Picture 3"/>
+            <wp:docPr id="4" name="Picture 4"/>
             <wp:cNvGraphicFramePr>
               <a:graphicFrameLocks noChangeAspect="1"/>
             </wp:cNvGraphicFramePr>
@@ -2944,7 +3005,7 @@
                     <pic:cNvPicPr/>
                   </pic:nvPicPr>
                   <pic:blipFill>
-                    <a:blip r:embed="rId13"/>
+                    <a:blip r:embed="rId14"/>
                     <a:stretch>
                       <a:fillRect/>
                     </a:stretch>
@@ -3252,7 +3313,7 @@
         <w:drawing>
           <wp:inline xmlns:a="http://schemas.openxmlformats.org/drawingml/2006/main" xmlns:pic="http://schemas.openxmlformats.org/drawingml/2006/picture">
             <wp:extent cx="1980000" cy="1323905"/>
-            <wp:docPr id="4" name="Picture 4"/>
+            <wp:docPr id="5" name="Picture 5"/>
             <wp:cNvGraphicFramePr>
               <a:graphicFrameLocks noChangeAspect="1"/>
             </wp:cNvGraphicFramePr>
@@ -3264,7 +3325,7 @@
                     <pic:cNvPicPr/>
                   </pic:nvPicPr>
                   <pic:blipFill>
-                    <a:blip r:embed="rId14"/>
+                    <a:blip r:embed="rId15"/>
                     <a:stretch>
                       <a:fillRect/>
                     </a:stretch>
@@ -3376,7 +3437,7 @@
         <w:drawing>
           <wp:inline xmlns:a="http://schemas.openxmlformats.org/drawingml/2006/main" xmlns:pic="http://schemas.openxmlformats.org/drawingml/2006/picture">
             <wp:extent cx="1800000" cy="817178"/>
-            <wp:docPr id="5" name="Picture 5"/>
+            <wp:docPr id="6" name="Picture 6"/>
             <wp:cNvGraphicFramePr>
               <a:graphicFrameLocks noChangeAspect="1"/>
             </wp:cNvGraphicFramePr>
@@ -3388,7 +3449,7 @@
                     <pic:cNvPicPr/>
                   </pic:nvPicPr>
                   <pic:blipFill>
-                    <a:blip r:embed="rId15"/>
+                    <a:blip r:embed="rId16"/>
                     <a:stretch>
                       <a:fillRect/>
                     </a:stretch>
@@ -3798,7 +3859,7 @@
         <w:drawing>
           <wp:inline xmlns:a="http://schemas.openxmlformats.org/drawingml/2006/main" xmlns:pic="http://schemas.openxmlformats.org/drawingml/2006/picture">
             <wp:extent cx="1980000" cy="1924847"/>
-            <wp:docPr id="6" name="Picture 6"/>
+            <wp:docPr id="7" name="Picture 7"/>
             <wp:cNvGraphicFramePr>
               <a:graphicFrameLocks noChangeAspect="1"/>
             </wp:cNvGraphicFramePr>
@@ -3810,7 +3871,7 @@
                     <pic:cNvPicPr/>
                   </pic:nvPicPr>
                   <pic:blipFill>
-                    <a:blip r:embed="rId16"/>
+                    <a:blip r:embed="rId17"/>
                     <a:stretch>
                       <a:fillRect/>
                     </a:stretch>
@@ -4916,7 +4977,7 @@
         <w:drawing>
           <wp:inline xmlns:a="http://schemas.openxmlformats.org/drawingml/2006/main" xmlns:pic="http://schemas.openxmlformats.org/drawingml/2006/picture">
             <wp:extent cx="1260000" cy="997143"/>
-            <wp:docPr id="7" name="Picture 7"/>
+            <wp:docPr id="8" name="Picture 8"/>
             <wp:cNvGraphicFramePr>
               <a:graphicFrameLocks noChangeAspect="1"/>
             </wp:cNvGraphicFramePr>
@@ -4928,7 +4989,7 @@
                     <pic:cNvPicPr/>
                   </pic:nvPicPr>
                   <pic:blipFill>
-                    <a:blip r:embed="rId17"/>
+                    <a:blip r:embed="rId18"/>
                     <a:stretch>
                       <a:fillRect/>
                     </a:stretch>
@@ -5100,7 +5161,7 @@
         <w:drawing>
           <wp:inline xmlns:a="http://schemas.openxmlformats.org/drawingml/2006/main" xmlns:pic="http://schemas.openxmlformats.org/drawingml/2006/picture">
             <wp:extent cx="1440000" cy="862941"/>
-            <wp:docPr id="8" name="Picture 8"/>
+            <wp:docPr id="9" name="Picture 9"/>
             <wp:cNvGraphicFramePr>
               <a:graphicFrameLocks noChangeAspect="1"/>
             </wp:cNvGraphicFramePr>
@@ -5112,7 +5173,7 @@
                     <pic:cNvPicPr/>
                   </pic:nvPicPr>
                   <pic:blipFill>
-                    <a:blip r:embed="rId18"/>
+                    <a:blip r:embed="rId19"/>
                     <a:stretch>
                       <a:fillRect/>
                     </a:stretch>
@@ -6226,7 +6287,7 @@
         <w:drawing>
           <wp:inline xmlns:a="http://schemas.openxmlformats.org/drawingml/2006/main" xmlns:pic="http://schemas.openxmlformats.org/drawingml/2006/picture">
             <wp:extent cx="2880000" cy="859735"/>
-            <wp:docPr id="9" name="Picture 9"/>
+            <wp:docPr id="10" name="Picture 10"/>
             <wp:cNvGraphicFramePr>
               <a:graphicFrameLocks noChangeAspect="1"/>
             </wp:cNvGraphicFramePr>
@@ -6238,7 +6299,7 @@
                     <pic:cNvPicPr/>
                   </pic:nvPicPr>
                   <pic:blipFill>
-                    <a:blip r:embed="rId19"/>
+                    <a:blip r:embed="rId20"/>
                     <a:stretch>
                       <a:fillRect/>
                     </a:stretch>
@@ -8100,7 +8161,7 @@
         <w:drawing>
           <wp:inline xmlns:a="http://schemas.openxmlformats.org/drawingml/2006/main" xmlns:pic="http://schemas.openxmlformats.org/drawingml/2006/picture">
             <wp:extent cx="1620000" cy="438171"/>
-            <wp:docPr id="10" name="Picture 10"/>
+            <wp:docPr id="11" name="Picture 11"/>
             <wp:cNvGraphicFramePr>
               <a:graphicFrameLocks noChangeAspect="1"/>
             </wp:cNvGraphicFramePr>
@@ -8112,7 +8173,7 @@
                     <pic:cNvPicPr/>
                   </pic:nvPicPr>
                   <pic:blipFill>
-                    <a:blip r:embed="rId20"/>
+                    <a:blip r:embed="rId21"/>
                     <a:stretch>
                       <a:fillRect/>
                     </a:stretch>
@@ -8485,7 +8546,7 @@
         <w:drawing>
           <wp:inline xmlns:a="http://schemas.openxmlformats.org/drawingml/2006/main" xmlns:pic="http://schemas.openxmlformats.org/drawingml/2006/picture">
             <wp:extent cx="1800000" cy="1501807"/>
-            <wp:docPr id="11" name="Picture 11"/>
+            <wp:docPr id="12" name="Picture 12"/>
             <wp:cNvGraphicFramePr>
               <a:graphicFrameLocks noChangeAspect="1"/>
             </wp:cNvGraphicFramePr>
@@ -8497,7 +8558,7 @@
                     <pic:cNvPicPr/>
                   </pic:nvPicPr>
                   <pic:blipFill>
-                    <a:blip r:embed="rId21"/>
+                    <a:blip r:embed="rId22"/>
                     <a:stretch>
                       <a:fillRect/>
                     </a:stretch>
@@ -9851,7 +9912,7 @@
         <w:drawing>
           <wp:inline xmlns:a="http://schemas.openxmlformats.org/drawingml/2006/main" xmlns:pic="http://schemas.openxmlformats.org/drawingml/2006/picture">
             <wp:extent cx="1980000" cy="1463333"/>
-            <wp:docPr id="12" name="Picture 12"/>
+            <wp:docPr id="13" name="Picture 13"/>
             <wp:cNvGraphicFramePr>
               <a:graphicFrameLocks noChangeAspect="1"/>
             </wp:cNvGraphicFramePr>
@@ -9863,7 +9924,7 @@
                     <pic:cNvPicPr/>
                   </pic:nvPicPr>
                   <pic:blipFill>
-                    <a:blip r:embed="rId22"/>
+                    <a:blip r:embed="rId23"/>
                     <a:stretch>
                       <a:fillRect/>
                     </a:stretch>
@@ -10811,7 +10872,7 @@
         <w:drawing>
           <wp:inline xmlns:a="http://schemas.openxmlformats.org/drawingml/2006/main" xmlns:pic="http://schemas.openxmlformats.org/drawingml/2006/picture">
             <wp:extent cx="1620000" cy="1386639"/>
-            <wp:docPr id="13" name="Picture 13"/>
+            <wp:docPr id="14" name="Picture 14"/>
             <wp:cNvGraphicFramePr>
               <a:graphicFrameLocks noChangeAspect="1"/>
             </wp:cNvGraphicFramePr>
@@ -10823,7 +10884,7 @@
                     <pic:cNvPicPr/>
                   </pic:nvPicPr>
                   <pic:blipFill>
-                    <a:blip r:embed="rId23"/>
+                    <a:blip r:embed="rId24"/>
                     <a:stretch>
                       <a:fillRect/>
                     </a:stretch>
@@ -11214,7 +11275,7 @@
         <w:drawing>
           <wp:inline xmlns:a="http://schemas.openxmlformats.org/drawingml/2006/main" xmlns:pic="http://schemas.openxmlformats.org/drawingml/2006/picture">
             <wp:extent cx="1440000" cy="1057834"/>
-            <wp:docPr id="14" name="Picture 14"/>
+            <wp:docPr id="15" name="Picture 15"/>
             <wp:cNvGraphicFramePr>
               <a:graphicFrameLocks noChangeAspect="1"/>
             </wp:cNvGraphicFramePr>
@@ -11226,7 +11287,7 @@
                     <pic:cNvPicPr/>
                   </pic:nvPicPr>
                   <pic:blipFill>
-                    <a:blip r:embed="rId24"/>
+                    <a:blip r:embed="rId25"/>
                     <a:stretch>
                       <a:fillRect/>
                     </a:stretch>
@@ -11275,7 +11336,7 @@
         <w:drawing>
           <wp:inline xmlns:a="http://schemas.openxmlformats.org/drawingml/2006/main" xmlns:pic="http://schemas.openxmlformats.org/drawingml/2006/picture">
             <wp:extent cx="1800000" cy="1101800"/>
-            <wp:docPr id="15" name="Picture 15"/>
+            <wp:docPr id="16" name="Picture 16"/>
             <wp:cNvGraphicFramePr>
               <a:graphicFrameLocks noChangeAspect="1"/>
             </wp:cNvGraphicFramePr>
@@ -11287,7 +11348,7 @@
                     <pic:cNvPicPr/>
                   </pic:nvPicPr>
                   <pic:blipFill>
-                    <a:blip r:embed="rId25"/>
+                    <a:blip r:embed="rId26"/>
                     <a:stretch>
                       <a:fillRect/>
                     </a:stretch>
@@ -11711,7 +11772,7 @@
         <w:drawing>
           <wp:inline xmlns:a="http://schemas.openxmlformats.org/drawingml/2006/main" xmlns:pic="http://schemas.openxmlformats.org/drawingml/2006/picture">
             <wp:extent cx="2160000" cy="1502609"/>
-            <wp:docPr id="16" name="Picture 16"/>
+            <wp:docPr id="17" name="Picture 17"/>
             <wp:cNvGraphicFramePr>
               <a:graphicFrameLocks noChangeAspect="1"/>
             </wp:cNvGraphicFramePr>
@@ -11723,7 +11784,7 @@
                     <pic:cNvPicPr/>
                   </pic:nvPicPr>
                   <pic:blipFill>
-                    <a:blip r:embed="rId26"/>
+                    <a:blip r:embed="rId27"/>
                     <a:stretch>
                       <a:fillRect/>
                     </a:stretch>
@@ -12308,7 +12369,7 @@
         <w:drawing>
           <wp:inline xmlns:a="http://schemas.openxmlformats.org/drawingml/2006/main" xmlns:pic="http://schemas.openxmlformats.org/drawingml/2006/picture">
             <wp:extent cx="6300000" cy="3537572"/>
-            <wp:docPr id="17" name="Picture 17"/>
+            <wp:docPr id="18" name="Picture 18"/>
             <wp:cNvGraphicFramePr>
               <a:graphicFrameLocks noChangeAspect="1"/>
             </wp:cNvGraphicFramePr>
@@ -12320,7 +12381,7 @@
                     <pic:cNvPicPr/>
                   </pic:nvPicPr>
                   <pic:blipFill>
-                    <a:blip r:embed="rId27"/>
+                    <a:blip r:embed="rId28"/>
                     <a:stretch>
                       <a:fillRect/>
                     </a:stretch>
@@ -12381,7 +12442,7 @@
               <w:drawing>
                 <wp:inline xmlns:a="http://schemas.openxmlformats.org/drawingml/2006/main" xmlns:pic="http://schemas.openxmlformats.org/drawingml/2006/picture">
                   <wp:extent cx="1296000" cy="1296000"/>
-                  <wp:docPr id="18" name="Picture 18"/>
+                  <wp:docPr id="19" name="Picture 19"/>
                   <wp:cNvGraphicFramePr>
                     <a:graphicFrameLocks noChangeAspect="1"/>
                   </wp:cNvGraphicFramePr>
@@ -12393,7 +12454,7 @@
                           <pic:cNvPicPr/>
                         </pic:nvPicPr>
                         <pic:blipFill>
-                          <a:blip r:embed="rId28"/>
+                          <a:blip r:embed="rId29"/>
                           <a:stretch>
                             <a:fillRect/>
                           </a:stretch>
@@ -18134,6 +18195,84 @@
                 <w:sz w:val="24"/>
               </w:rPr>
               <w:t>Dùng ở</w:t>
+            </w:r>
+          </w:p>
+        </w:tc>
+      </w:tr>
+      <w:tr>
+        <w:tc>
+          <w:tcPr>
+            <w:tcW w:type="dxa" w:w="3061"/>
+            <w:vAlign w:val="center"/>
+          </w:tcPr>
+          <w:p>
+            <w:pPr>
+              <w:spacing w:before="0" w:after="20" w:line="264" w:lineRule="auto"/>
+              <w:jc w:val="left"/>
+            </w:pPr>
+            <w:r>
+              <w:rPr>
+                <w:rFonts w:ascii="Times New Roman" w:hAnsi="Times New Roman" w:eastAsia="Times New Roman" w:cs="Times New Roman"/>
+                <w:sz w:val="24"/>
+              </w:rPr>
+              <w:t>Video mở đầu – Bài 8. Tổng và hiệu của hai vectơ (GV tự dựng)</w:t>
+            </w:r>
+          </w:p>
+        </w:tc>
+        <w:tc>
+          <w:tcPr>
+            <w:tcW w:type="dxa" w:w="2041"/>
+            <w:vAlign w:val="center"/>
+          </w:tcPr>
+          <w:p>
+            <w:pPr>
+              <w:spacing w:before="0" w:after="20" w:line="264" w:lineRule="auto"/>
+              <w:jc w:val="center"/>
+            </w:pPr>
+            <w:r>
+              <w:rPr>
+                <w:rFonts w:ascii="Times New Roman" w:hAnsi="Times New Roman" w:eastAsia="Times New Roman" w:cs="Times New Roman"/>
+                <w:sz w:val="24"/>
+              </w:rPr>
+              <w:t>Taode_thi_online (ảnh Wikimedia Commons, giọng đọc tổng hợp)</w:t>
+            </w:r>
+          </w:p>
+        </w:tc>
+        <w:tc>
+          <w:tcPr>
+            <w:tcW w:type="dxa" w:w="3061"/>
+            <w:vAlign w:val="center"/>
+          </w:tcPr>
+          <w:p>
+            <w:pPr>
+              <w:spacing w:before="0" w:after="20" w:line="264" w:lineRule="auto"/>
+              <w:jc w:val="center"/>
+            </w:pPr>
+            <w:r>
+              <w:rPr>
+                <w:rFonts w:ascii="Times New Roman" w:hAnsi="Times New Roman" w:eastAsia="Times New Roman" w:cs="Times New Roman"/>
+                <w:sz w:val="24"/>
+              </w:rPr>
+              <w:t>https://trangtu66.github.io/Taode_thi_online/mon/toan/video/lop10/VIDEO_MoDau_TOAN10_Bai8_TongHieuHaiVecto.mp4</w:t>
+            </w:r>
+          </w:p>
+        </w:tc>
+        <w:tc>
+          <w:tcPr>
+            <w:tcW w:type="dxa" w:w="2041"/>
+            <w:vAlign w:val="center"/>
+          </w:tcPr>
+          <w:p>
+            <w:pPr>
+              <w:spacing w:before="0" w:after="20" w:line="264" w:lineRule="auto"/>
+              <w:jc w:val="center"/>
+            </w:pPr>
+            <w:r>
+              <w:rPr>
+                <w:rFonts w:ascii="Times New Roman" w:hAnsi="Times New Roman" w:eastAsia="Times New Roman" w:cs="Times New Roman"/>
+                <w:sz w:val="24"/>
+              </w:rPr>
+              <w:t>HĐ1 – chiếu đầu Tiết 1</w:t>
             </w:r>
           </w:p>
         </w:tc>
